--- a/docs/04_Angebot/Angebot_VektorPlan.docx
+++ b/docs/04_Angebot/Angebot_VektorPlan.docx
@@ -994,6 +994,39 @@
       </w:r>
     </w:p>
     <w:p>
+      <w:pPr>
+        <w:spacing w:before="200" w:after="80"/>
+      </w:pPr>
+      <w:r>
+        <w:rPr>
+          <w:rFonts w:ascii="Calibri" w:hAnsi="Calibri"/>
+          <w:b/>
+          <w:color w:val="1F497D"/>
+          <w:sz w:val="22"/>
+        </w:rPr>
+        <w:t>Energie- und Kapazitätsausweis für VektorPlan GmbH (Aufgabe B)</w:t>
+      </w:r>
+    </w:p>
+    <w:p>
+      <w:pPr>
+        <w:spacing w:after="160"/>
+      </w:pPr>
+      <w:r>
+        <w:rPr>
+          <w:rFonts w:ascii="Calibri" w:hAnsi="Calibri"/>
+          <w:color w:val="323232"/>
+          <w:sz w:val="19"/>
+        </w:rPr>
+        <w:t>Als Mehrwert für Ihre interne Budget- und Infrastrukturplanung haben wir vorab die beiden technischen Kundenberechnungen für Sie verbindlich ermittelt:</w:t>
+        <w:br/>
+        <w:t>• Speicherplatzbedarf Fileserver (Q1): 445 GiB Netto-Kapazität (356 GiB Netto + 25 % Puffer für 16 Arbeitsplätze über 65 Arbeitstage).</w:t>
+        <w:br/>
+        <w:t>• Jährliche Energiekosten (16 Neugeräte): 1.771,26 € pro Jahr (147,61 € / Monat) auf Basis von 220 Arbeitstagen à 8,5 Stunden und 0,32 €/kWh (12 Standard-PCs à 140 W + 4 CAD-Workstations à 320 W = 5.535,2 kWh/a).</w:t>
+        <w:br/>
+        <w:t>Die vollständige Dokumentation und Excel-Kalkulationsblätter finden Sie in der Anlage unter docs/Berechnungen/.</w:t>
+      </w:r>
+    </w:p>
+    <w:p>
       <w:r>
         <w:br/>
         <w:t>Zahlungsbedingungen: 14 Tage 3% Skonto, 30 Tage netto</w:t>

--- a/docs/04_Angebot/Angebot_VektorPlan.docx
+++ b/docs/04_Angebot/Angebot_VektorPlan.docx
@@ -964,11 +964,11 @@
     </w:p>
     <w:p>
       <w:r>
-        <w:t>Zwischensumme Hardware: 54,856.86 €</w:t>
+        <w:t>Zwischensumme Hardware: 51.108,12 €</w:t>
         <w:br/>
       </w:r>
       <w:r>
-        <w:t>Zwischensumme Software: 7,188.48 €</w:t>
+        <w:t>Zwischensumme Software: 10.021,20 €</w:t>
         <w:br/>
       </w:r>
       <w:r>
@@ -979,18 +979,18 @@
         <w:rPr>
           <w:b/>
         </w:rPr>
-        <w:t>Gesamtsumme Netto: 68,095.34 €</w:t>
+        <w:t>Gesamtsumme Netto: 67.179,32 €</w:t>
         <w:br/>
       </w:r>
       <w:r>
-        <w:t>zzgl. 19% USt.: 12,938.11 €</w:t>
+        <w:t>zzgl. 19% USt.: 12.764,07 €</w:t>
         <w:br/>
       </w:r>
       <w:r>
         <w:rPr>
           <w:b/>
         </w:rPr>
-        <w:t>Gesamtsumme Brutto: 81,033.45 €</w:t>
+        <w:t>Gesamtsumme Brutto: 79.943,39 €</w:t>
       </w:r>
     </w:p>
     <w:p>
